--- a/шаблони/комплекти/Стрільби/Шаблон_Заявка на боєприпаси (придатні).docx
+++ b/шаблони/комплекти/Стрільби/Шаблон_Заявка на боєприпаси (придатні).docx
@@ -997,8 +997,9 @@
     <w:p>
       <w:pPr>
         <w:pStyle w:val="Heading3"/>
+        <w:keepNext/>
         <w:ind w:end="0" w:hanging="0"/>
-        <w:jc w:val="both"/>
+        <w:jc w:val="left"/>
         <w:rPr>
           <w:sz w:val="26"/>
           <w:szCs w:val="26"/>
@@ -1015,18 +1016,36 @@
     <w:p>
       <w:pPr>
         <w:pStyle w:val="Heading3"/>
+        <w:tabs>
+          <w:tab w:val="right" w:pos="9921"/>
+        </w:tabs>
         <w:ind w:end="0" w:hanging="0"/>
-        <w:rPr>
-          <w:sz w:val="26"/>
-          <w:szCs w:val="26"/>
-        </w:rPr>
-      </w:pPr>
-      <w:r>
-        <w:rPr>
-          <w:sz w:val="26"/>
-          <w:szCs w:val="26"/>
-        </w:rPr>
-        <w:t xml:space="preserve">{{звання_підписанта}}                                                               {{піб_підписанта}} </w:t>
+        <w:jc w:val="left"/>
+        <w:rPr>
+          <w:sz w:val="26"/>
+          <w:szCs w:val="26"/>
+        </w:rPr>
+      </w:pPr>
+      <w:r>
+        <w:rPr>
+          <w:sz w:val="26"/>
+          <w:szCs w:val="26"/>
+        </w:rPr>
+        <w:t xml:space="preserve">{{звання_підписанта}}</w:t>
+      </w:r>
+      <w:r>
+        <w:rPr>
+          <w:sz w:val="26"/>
+          <w:szCs w:val="26"/>
+        </w:rPr>
+        <w:tab/>
+      </w:r>
+      <w:r>
+        <w:rPr>
+          <w:sz w:val="26"/>
+          <w:szCs w:val="26"/>
+        </w:rPr>
+        <w:t xml:space="preserve">{{піб_підписанта}}</w:t>
       </w:r>
     </w:p>
     <w:p>
@@ -1516,9 +1535,7 @@
       </w:rPr>
     </w:rPrDefault>
     <w:pPrDefault>
-      <w:pPr>
-        <w:suppressAutoHyphens w:val="true"/>
-      </w:pPr>
+      <w:pPr/>
     </w:pPrDefault>
   </w:docDefaults>
   <w:style w:type="paragraph" w:styleId="Normal">

--- a/шаблони/комплекти/Стрільби/Шаблон_Заявка на боєприпаси (придатні).docx
+++ b/шаблони/комплекти/Стрільби/Шаблон_Заявка на боєприпаси (придатні).docx
@@ -1010,7 +1010,7 @@
           <w:sz w:val="26"/>
           <w:szCs w:val="26"/>
         </w:rPr>
-        <w:t xml:space="preserve">Начальник курсів перепідготовки та підвищення кваліфікації університету </w:t>
+        <w:t xml:space="preserve">{{посада_підписанта}}</w:t>
       </w:r>
     </w:p>
     <w:p>
